--- a/M1 Course/ENG/19.06.docx
+++ b/M1 Course/ENG/19.06.docx
@@ -12,6 +12,7 @@
           <w:bCs/>
           <w:sz w:val="32"/>
           <w:szCs w:val="32"/>
+          <w:lang w:val="en-US"/>
         </w:rPr>
       </w:pPr>
       <w:r>
@@ -46,9 +47,50 @@
           <w:szCs w:val="28"/>
           <w:lang w:val="en-US"/>
         </w:rPr>
-        <w:t xml:space="preserve">1 </w:t>
-      </w:r>
-      <w:r>
+        <w:t>1 What programming languages do you know?</w:t>
+      </w:r>
+    </w:p>
+    <w:p>
+      <w:pPr>
+        <w:jc w:val="both"/>
+        <w:rPr>
+          <w:rFonts w:ascii="Times New Roman" w:hAnsi="Times New Roman" w:cs="Times New Roman"/>
+          <w:sz w:val="28"/>
+          <w:szCs w:val="28"/>
+          <w:lang w:val="en-US"/>
+        </w:rPr>
+      </w:pPr>
+      <w:r>
+        <w:rPr>
+          <w:rFonts w:ascii="Times New Roman" w:hAnsi="Times New Roman" w:cs="Times New Roman"/>
+          <w:sz w:val="28"/>
+          <w:szCs w:val="28"/>
+          <w:lang w:val="en-US"/>
+        </w:rPr>
+        <w:t xml:space="preserve">– </w:t>
+      </w:r>
+      <w:r>
+        <w:rPr>
+          <w:rFonts w:ascii="Times New Roman" w:hAnsi="Times New Roman" w:cs="Times New Roman"/>
+          <w:sz w:val="28"/>
+          <w:szCs w:val="28"/>
+          <w:lang w:val="en-US"/>
+        </w:rPr>
+        <w:t>I know C, C++, C#, Python</w:t>
+      </w:r>
+      <w:r>
+        <w:rPr>
+          <w:rFonts w:ascii="Times New Roman" w:hAnsi="Times New Roman" w:cs="Times New Roman"/>
+          <w:sz w:val="28"/>
+          <w:szCs w:val="28"/>
+          <w:lang w:val="en-US"/>
+        </w:rPr>
+        <w:t xml:space="preserve"> and Lisp.</w:t>
+      </w:r>
+    </w:p>
+    <w:p>
+      <w:pPr>
+        <w:jc w:val="both"/>
         <w:rPr>
           <w:rFonts w:ascii="Times New Roman" w:hAnsi="Times New Roman" w:cs="Times New Roman"/>
           <w:b/>
@@ -57,59 +99,8 @@
           <w:szCs w:val="28"/>
           <w:lang w:val="en-US"/>
         </w:rPr>
-        <w:t>What programming languages do you know?</w:t>
-      </w:r>
-    </w:p>
-    <w:p>
-      <w:pPr>
-        <w:jc w:val="both"/>
-        <w:rPr>
-          <w:rFonts w:ascii="Times New Roman" w:hAnsi="Times New Roman" w:cs="Times New Roman"/>
-          <w:sz w:val="28"/>
-          <w:szCs w:val="28"/>
-          <w:lang w:val="en-US"/>
-        </w:rPr>
-      </w:pPr>
-      <w:r>
-        <w:rPr>
-          <w:rFonts w:ascii="Times New Roman" w:hAnsi="Times New Roman" w:cs="Times New Roman"/>
-          <w:sz w:val="28"/>
-          <w:szCs w:val="28"/>
-          <w:lang w:val="en-US"/>
-        </w:rPr>
-        <w:t xml:space="preserve">– </w:t>
-      </w:r>
-      <w:r>
-        <w:rPr>
-          <w:rFonts w:ascii="Times New Roman" w:hAnsi="Times New Roman" w:cs="Times New Roman"/>
-          <w:sz w:val="28"/>
-          <w:szCs w:val="28"/>
-          <w:lang w:val="en-US"/>
-        </w:rPr>
-        <w:t>I know</w:t>
-      </w:r>
-      <w:r>
-        <w:rPr>
-          <w:rFonts w:ascii="Times New Roman" w:hAnsi="Times New Roman" w:cs="Times New Roman"/>
-          <w:sz w:val="28"/>
-          <w:szCs w:val="28"/>
-          <w:lang w:val="en-US"/>
-        </w:rPr>
-        <w:t xml:space="preserve"> C, C++, C#, Python</w:t>
-      </w:r>
-      <w:r>
-        <w:rPr>
-          <w:rFonts w:ascii="Times New Roman" w:hAnsi="Times New Roman" w:cs="Times New Roman"/>
-          <w:sz w:val="28"/>
-          <w:szCs w:val="28"/>
-          <w:lang w:val="en-US"/>
-        </w:rPr>
-        <w:t xml:space="preserve"> and Lisp.</w:t>
-      </w:r>
-    </w:p>
-    <w:p>
-      <w:pPr>
-        <w:jc w:val="both"/>
+      </w:pPr>
+      <w:r>
         <w:rPr>
           <w:rFonts w:ascii="Times New Roman" w:hAnsi="Times New Roman" w:cs="Times New Roman"/>
           <w:b/>
@@ -118,8 +109,32 @@
           <w:szCs w:val="28"/>
           <w:lang w:val="en-US"/>
         </w:rPr>
-      </w:pPr>
-      <w:r>
+        <w:t>2 What are some of the best programming languages to learn?</w:t>
+      </w:r>
+    </w:p>
+    <w:p>
+      <w:pPr>
+        <w:jc w:val="both"/>
+        <w:rPr>
+          <w:rFonts w:ascii="Times New Roman" w:hAnsi="Times New Roman" w:cs="Times New Roman"/>
+          <w:sz w:val="28"/>
+          <w:szCs w:val="28"/>
+          <w:lang w:val="en-US"/>
+        </w:rPr>
+      </w:pPr>
+      <w:r>
+        <w:rPr>
+          <w:rFonts w:ascii="Times New Roman" w:hAnsi="Times New Roman" w:cs="Times New Roman"/>
+          <w:sz w:val="28"/>
+          <w:szCs w:val="28"/>
+          <w:lang w:val="en-US"/>
+        </w:rPr>
+        <w:t>– I think C# or Phyton.</w:t>
+      </w:r>
+    </w:p>
+    <w:p>
+      <w:pPr>
+        <w:jc w:val="both"/>
         <w:rPr>
           <w:rFonts w:ascii="Times New Roman" w:hAnsi="Times New Roman" w:cs="Times New Roman"/>
           <w:b/>
@@ -128,8 +143,7 @@
           <w:szCs w:val="28"/>
           <w:lang w:val="en-US"/>
         </w:rPr>
-        <w:t xml:space="preserve">2 </w:t>
-      </w:r>
+      </w:pPr>
       <w:r>
         <w:rPr>
           <w:rFonts w:ascii="Times New Roman" w:hAnsi="Times New Roman" w:cs="Times New Roman"/>
@@ -139,36 +153,27 @@
           <w:szCs w:val="28"/>
           <w:lang w:val="en-US"/>
         </w:rPr>
-        <w:t>What are some of the best programming languages to learn?</w:t>
-      </w:r>
-    </w:p>
-    <w:p>
-      <w:pPr>
-        <w:jc w:val="both"/>
-        <w:rPr>
-          <w:rFonts w:ascii="Times New Roman" w:hAnsi="Times New Roman" w:cs="Times New Roman"/>
-          <w:sz w:val="28"/>
-          <w:szCs w:val="28"/>
-          <w:lang w:val="en-US"/>
-        </w:rPr>
-      </w:pPr>
-      <w:r>
-        <w:rPr>
-          <w:rFonts w:ascii="Times New Roman" w:hAnsi="Times New Roman" w:cs="Times New Roman"/>
-          <w:sz w:val="28"/>
-          <w:szCs w:val="28"/>
-          <w:lang w:val="en-US"/>
-        </w:rPr>
-        <w:t>– I think C#</w:t>
-      </w:r>
-      <w:r>
-        <w:rPr>
-          <w:rFonts w:ascii="Times New Roman" w:hAnsi="Times New Roman" w:cs="Times New Roman"/>
-          <w:sz w:val="28"/>
-          <w:szCs w:val="28"/>
-          <w:lang w:val="en-US"/>
-        </w:rPr>
-        <w:t xml:space="preserve"> or Phyton.</w:t>
+        <w:t>3 What are their special features?</w:t>
+      </w:r>
+    </w:p>
+    <w:p>
+      <w:pPr>
+        <w:jc w:val="both"/>
+        <w:rPr>
+          <w:rFonts w:ascii="Times New Roman" w:hAnsi="Times New Roman" w:cs="Times New Roman"/>
+          <w:sz w:val="28"/>
+          <w:szCs w:val="28"/>
+          <w:lang w:val="en-US"/>
+        </w:rPr>
+      </w:pPr>
+      <w:r>
+        <w:rPr>
+          <w:rFonts w:ascii="Times New Roman" w:hAnsi="Times New Roman" w:cs="Times New Roman"/>
+          <w:sz w:val="28"/>
+          <w:szCs w:val="28"/>
+          <w:lang w:val="en-US"/>
+        </w:rPr>
+        <w:t>– C is a low-level language. C# is a high-level language. Python is easy to learn. C++ and C# feature object-oriented programming.</w:t>
       </w:r>
     </w:p>
     <w:p>
@@ -192,165 +197,27 @@
           <w:szCs w:val="28"/>
           <w:lang w:val="en-US"/>
         </w:rPr>
-        <w:t xml:space="preserve">3 </w:t>
-      </w:r>
-      <w:r>
-        <w:rPr>
-          <w:rFonts w:ascii="Times New Roman" w:hAnsi="Times New Roman" w:cs="Times New Roman"/>
-          <w:b/>
-          <w:bCs/>
-          <w:sz w:val="28"/>
-          <w:szCs w:val="28"/>
-          <w:lang w:val="en-US"/>
-        </w:rPr>
-        <w:t>What are their special features?</w:t>
-      </w:r>
-    </w:p>
-    <w:p>
-      <w:pPr>
-        <w:jc w:val="both"/>
-        <w:rPr>
-          <w:rFonts w:ascii="Times New Roman" w:hAnsi="Times New Roman" w:cs="Times New Roman"/>
-          <w:sz w:val="28"/>
-          <w:szCs w:val="28"/>
-          <w:lang w:val="en-US"/>
-        </w:rPr>
-      </w:pPr>
-      <w:r>
-        <w:rPr>
-          <w:rFonts w:ascii="Times New Roman" w:hAnsi="Times New Roman" w:cs="Times New Roman"/>
-          <w:sz w:val="28"/>
-          <w:szCs w:val="28"/>
-          <w:lang w:val="en-US"/>
-        </w:rPr>
-        <w:t>– C is a low-level language.</w:t>
-      </w:r>
-      <w:r>
-        <w:rPr>
-          <w:rFonts w:ascii="Times New Roman" w:hAnsi="Times New Roman" w:cs="Times New Roman"/>
-          <w:sz w:val="28"/>
-          <w:szCs w:val="28"/>
-          <w:lang w:val="en-US"/>
-        </w:rPr>
-        <w:t xml:space="preserve"> </w:t>
-      </w:r>
-      <w:r>
-        <w:rPr>
-          <w:rFonts w:ascii="Times New Roman" w:hAnsi="Times New Roman" w:cs="Times New Roman"/>
-          <w:sz w:val="28"/>
-          <w:szCs w:val="28"/>
-          <w:lang w:val="en-US"/>
-        </w:rPr>
-        <w:t>C# is a high-level language.</w:t>
-      </w:r>
-      <w:r>
-        <w:rPr>
-          <w:rFonts w:ascii="Times New Roman" w:hAnsi="Times New Roman" w:cs="Times New Roman"/>
-          <w:sz w:val="28"/>
-          <w:szCs w:val="28"/>
-          <w:lang w:val="en-US"/>
-        </w:rPr>
-        <w:t xml:space="preserve"> </w:t>
-      </w:r>
-      <w:r>
-        <w:rPr>
-          <w:rFonts w:ascii="Times New Roman" w:hAnsi="Times New Roman" w:cs="Times New Roman"/>
-          <w:sz w:val="28"/>
-          <w:szCs w:val="28"/>
-          <w:lang w:val="en-US"/>
-        </w:rPr>
-        <w:t>Python is easy to learn.</w:t>
-      </w:r>
-      <w:r>
-        <w:rPr>
-          <w:rFonts w:ascii="Times New Roman" w:hAnsi="Times New Roman" w:cs="Times New Roman"/>
-          <w:sz w:val="28"/>
-          <w:szCs w:val="28"/>
-          <w:lang w:val="en-US"/>
-        </w:rPr>
-        <w:t xml:space="preserve"> </w:t>
-      </w:r>
-      <w:r>
-        <w:rPr>
-          <w:rFonts w:ascii="Times New Roman" w:hAnsi="Times New Roman" w:cs="Times New Roman"/>
-          <w:sz w:val="28"/>
-          <w:szCs w:val="28"/>
-          <w:lang w:val="en-US"/>
-        </w:rPr>
-        <w:t>C++ and C# feature object-oriented programming.</w:t>
-      </w:r>
-    </w:p>
-    <w:p>
-      <w:pPr>
-        <w:jc w:val="both"/>
-        <w:rPr>
-          <w:rFonts w:ascii="Times New Roman" w:hAnsi="Times New Roman" w:cs="Times New Roman"/>
-          <w:b/>
-          <w:bCs/>
-          <w:sz w:val="28"/>
-          <w:szCs w:val="28"/>
-          <w:lang w:val="en-US"/>
-        </w:rPr>
-      </w:pPr>
-      <w:r>
-        <w:rPr>
-          <w:rFonts w:ascii="Times New Roman" w:hAnsi="Times New Roman" w:cs="Times New Roman"/>
-          <w:b/>
-          <w:bCs/>
-          <w:sz w:val="28"/>
-          <w:szCs w:val="28"/>
-          <w:lang w:val="en-US"/>
-        </w:rPr>
-        <w:t xml:space="preserve">4 </w:t>
-      </w:r>
-      <w:r>
-        <w:rPr>
-          <w:rFonts w:ascii="Times New Roman" w:hAnsi="Times New Roman" w:cs="Times New Roman"/>
-          <w:b/>
-          <w:bCs/>
-          <w:sz w:val="28"/>
-          <w:szCs w:val="28"/>
-          <w:lang w:val="en-US"/>
-        </w:rPr>
-        <w:t>What is, in your opinion, the easiest/most difficult part in writing a code?</w:t>
-      </w:r>
-    </w:p>
-    <w:p>
-      <w:pPr>
-        <w:jc w:val="both"/>
-        <w:rPr>
-          <w:rFonts w:ascii="Times New Roman" w:hAnsi="Times New Roman" w:cs="Times New Roman"/>
-          <w:sz w:val="28"/>
-          <w:szCs w:val="28"/>
-          <w:lang w:val="en-US"/>
-        </w:rPr>
-      </w:pPr>
-      <w:r>
-        <w:rPr>
-          <w:rFonts w:ascii="Times New Roman" w:hAnsi="Times New Roman" w:cs="Times New Roman"/>
-          <w:sz w:val="28"/>
-          <w:szCs w:val="28"/>
-          <w:lang w:val="en-US"/>
-        </w:rPr>
-        <w:t>– The Easiest Part: Writing code that the computer understands.</w:t>
-      </w:r>
-      <w:r>
-        <w:rPr>
-          <w:rFonts w:ascii="Times New Roman" w:hAnsi="Times New Roman" w:cs="Times New Roman"/>
-          <w:sz w:val="28"/>
-          <w:szCs w:val="28"/>
-          <w:lang w:val="en-US"/>
-        </w:rPr>
-        <w:t xml:space="preserve"> </w:t>
-      </w:r>
-      <w:r>
-        <w:rPr>
-          <w:rFonts w:ascii="Times New Roman" w:hAnsi="Times New Roman" w:cs="Times New Roman"/>
-          <w:sz w:val="28"/>
-          <w:szCs w:val="28"/>
-          <w:lang w:val="en-US"/>
-        </w:rPr>
-        <w:t>The Hardest Part: Writing code that other humans understand.</w:t>
+        <w:t>4 What is, in your opinion, the easiest/most difficult part in writing a code?</w:t>
+      </w:r>
+    </w:p>
+    <w:p>
+      <w:pPr>
+        <w:jc w:val="both"/>
+        <w:rPr>
+          <w:rFonts w:ascii="Times New Roman" w:hAnsi="Times New Roman" w:cs="Times New Roman"/>
+          <w:sz w:val="28"/>
+          <w:szCs w:val="28"/>
+          <w:lang w:val="en-US"/>
+        </w:rPr>
+      </w:pPr>
+      <w:r>
+        <w:rPr>
+          <w:rFonts w:ascii="Times New Roman" w:hAnsi="Times New Roman" w:cs="Times New Roman"/>
+          <w:sz w:val="28"/>
+          <w:szCs w:val="28"/>
+          <w:lang w:val="en-US"/>
+        </w:rPr>
+        <w:t>– The Easiest Part: Writing code that the computer understands. The Hardest Part: Writing code that other humans understand.</w:t>
       </w:r>
     </w:p>
     <w:p>
@@ -362,6 +229,7 @@
           <w:bCs/>
           <w:sz w:val="32"/>
           <w:szCs w:val="32"/>
+          <w:lang w:val="en-US"/>
         </w:rPr>
       </w:pPr>
       <w:r>
@@ -392,7 +260,7 @@
           <w:szCs w:val="28"/>
           <w:lang w:val="en-US"/>
         </w:rPr>
-        <w:t xml:space="preserve">Computers only understand machine code, which is binary (0s and 1s). </w:t>
+        <w:t>The text states that computers understand only machine code, which is binary (zeros and ones).</w:t>
       </w:r>
     </w:p>
     <w:p>
@@ -493,6 +361,26 @@
           <w:lang w:val="en-US"/>
         </w:rPr>
         <w:t>A compiler or an interpreter translates high-level languages into machine code, and we should not confuse programming languages with markup languages used for web pages.</w:t>
+      </w:r>
+    </w:p>
+    <w:p>
+      <w:pPr>
+        <w:jc w:val="both"/>
+        <w:rPr>
+          <w:rFonts w:ascii="Times New Roman" w:hAnsi="Times New Roman" w:cs="Times New Roman"/>
+          <w:sz w:val="28"/>
+          <w:szCs w:val="28"/>
+          <w:lang w:val="en-US"/>
+        </w:rPr>
+      </w:pPr>
+      <w:r>
+        <w:rPr>
+          <w:rFonts w:ascii="Times New Roman" w:hAnsi="Times New Roman" w:cs="Times New Roman"/>
+          <w:sz w:val="28"/>
+          <w:szCs w:val="28"/>
+          <w:lang w:val="en-US"/>
+        </w:rPr>
+        <w:t>Unlike ordinary languages, programming languages ​​require special skills.</w:t>
       </w:r>
     </w:p>
     <w:sectPr>
